--- a/docs/LEARNLENS-A-WEB-BASED-MOBILE-PLATFORM_Tablizo-and-Cristobal-Printing v1.docx
+++ b/docs/LEARNLENS-A-WEB-BASED-MOBILE-PLATFORM_Tablizo-and-Cristobal-Printing v1.docx
@@ -484,15 +484,57 @@
           <w:rFonts w:ascii="Times New Roman" w:eastAsia="Times New Roman" w:hAnsi="Times New Roman" w:cs="Times New Roman"/>
           <w:sz w:val="24"/>
           <w:szCs w:val="24"/>
-        </w:rPr>
-      </w:pPr>
-      <w:r>
-        <w:rPr>
-          <w:rFonts w:ascii="Times New Roman" w:eastAsia="Times New Roman" w:hAnsi="Times New Roman" w:cs="Times New Roman"/>
-          <w:sz w:val="24"/>
-          <w:szCs w:val="24"/>
-        </w:rPr>
-        <w:t xml:space="preserve">Artificial intelligence (AI) and machine learning (ML) are transforming how educational institutions assess student learning. Many higher education institutions are now utilizing AI tools to enhance grading efficiency, reduce administrative tasks, and provide timely feedback. Automated assessment platforms are particularly noteworthy, as they offer more consistency than traditional methods and drastically cut down evaluation time, aligning with the need for prompt feedback that supports meaningful learning (Elbourhamy, 2025; </w:t>
+          <w:lang w:val="en-PH"/>
+        </w:rPr>
+      </w:pPr>
+      <w:r>
+        <w:rPr>
+          <w:rFonts w:ascii="Times New Roman" w:eastAsia="Times New Roman" w:hAnsi="Times New Roman" w:cs="Times New Roman"/>
+          <w:sz w:val="24"/>
+          <w:szCs w:val="24"/>
+          <w:lang w:val="en-PH"/>
+        </w:rPr>
+        <w:t xml:space="preserve">Breakthrough technologies like AI and ML are changing the way educational institutions measure students learning outcomes. Using AI tools for grading is not new, however </w:t>
+      </w:r>
+      <w:proofErr w:type="gramStart"/>
+      <w:r>
+        <w:rPr>
+          <w:rFonts w:ascii="Times New Roman" w:eastAsia="Times New Roman" w:hAnsi="Times New Roman" w:cs="Times New Roman"/>
+          <w:sz w:val="24"/>
+          <w:szCs w:val="24"/>
+          <w:lang w:val="en-PH"/>
+        </w:rPr>
+        <w:t>Several</w:t>
+      </w:r>
+      <w:proofErr w:type="gramEnd"/>
+      <w:r>
+        <w:rPr>
+          <w:rFonts w:ascii="Times New Roman" w:eastAsia="Times New Roman" w:hAnsi="Times New Roman" w:cs="Times New Roman"/>
+          <w:sz w:val="24"/>
+          <w:szCs w:val="24"/>
+          <w:lang w:val="en-PH"/>
+        </w:rPr>
+        <w:t xml:space="preserve"> higher education institutions are now also turning to them for efficiency, </w:t>
+      </w:r>
+      <w:proofErr w:type="gramStart"/>
+      <w:r>
+        <w:rPr>
+          <w:rFonts w:ascii="Times New Roman" w:eastAsia="Times New Roman" w:hAnsi="Times New Roman" w:cs="Times New Roman"/>
+          <w:sz w:val="24"/>
+          <w:szCs w:val="24"/>
+          <w:lang w:val="en-PH"/>
+        </w:rPr>
+        <w:t>Many</w:t>
+      </w:r>
+      <w:proofErr w:type="gramEnd"/>
+      <w:r>
+        <w:rPr>
+          <w:rFonts w:ascii="Times New Roman" w:eastAsia="Times New Roman" w:hAnsi="Times New Roman" w:cs="Times New Roman"/>
+          <w:sz w:val="24"/>
+          <w:szCs w:val="24"/>
+          <w:lang w:val="en-PH"/>
+        </w:rPr>
+        <w:t xml:space="preserve"> have deployed automated systems that promise more timely feedback and less administrative overhead. Automated Assessment platforms are especially interesting as they provide greater consistency than the way many assessment methods are traditionally performed and have drastically reduced evaluation time; This is important because prompt feedback supports meaningful learning (Elbourhamy, 2025; </w:t>
       </w:r>
       <w:proofErr w:type="spellStart"/>
       <w:r>
@@ -500,6 +542,7 @@
           <w:rFonts w:ascii="Times New Roman" w:eastAsia="Times New Roman" w:hAnsi="Times New Roman" w:cs="Times New Roman"/>
           <w:sz w:val="24"/>
           <w:szCs w:val="24"/>
+          <w:lang w:val="en-PH"/>
         </w:rPr>
         <w:t>Mpolomoka</w:t>
       </w:r>
@@ -509,8 +552,9 @@
           <w:rFonts w:ascii="Times New Roman" w:eastAsia="Times New Roman" w:hAnsi="Times New Roman" w:cs="Times New Roman"/>
           <w:sz w:val="24"/>
           <w:szCs w:val="24"/>
-        </w:rPr>
-        <w:t xml:space="preserve">, 2025). </w:t>
+          <w:lang w:val="en-PH"/>
+        </w:rPr>
+        <w:t>, 2025).</w:t>
       </w:r>
     </w:p>
     <w:p>
@@ -522,15 +566,17 @@
           <w:rFonts w:ascii="Times New Roman" w:eastAsia="Times New Roman" w:hAnsi="Times New Roman" w:cs="Times New Roman"/>
           <w:sz w:val="24"/>
           <w:szCs w:val="24"/>
-        </w:rPr>
-      </w:pPr>
-      <w:r>
-        <w:rPr>
-          <w:rFonts w:ascii="Times New Roman" w:eastAsia="Times New Roman" w:hAnsi="Times New Roman" w:cs="Times New Roman"/>
-          <w:sz w:val="24"/>
-          <w:szCs w:val="24"/>
-        </w:rPr>
-        <w:t xml:space="preserve">Manual grading of handwritten exams poses significant challenges due to diverse answer formats and handwriting styles, which can lead to inconsistencies and delays. Technologies like optical character recognition (OCR) and computer vision have shown promise in automating these processes, while deep learning techniques can even handle complex evaluations effectively (Naman et al., 2025; Duraimurugan et al., 2024). </w:t>
+          <w:lang w:val="en-PH"/>
+        </w:rPr>
+      </w:pPr>
+      <w:r>
+        <w:rPr>
+          <w:rFonts w:ascii="Times New Roman" w:eastAsia="Times New Roman" w:hAnsi="Times New Roman" w:cs="Times New Roman"/>
+          <w:sz w:val="24"/>
+          <w:szCs w:val="24"/>
+          <w:lang w:val="en-PH"/>
+        </w:rPr>
+        <w:t>The diversity of answer formats and handwriting styles in handwritten exams makes manual grading very challenging, prone to inconsistencies and delays. Optical character recognition (OCR) and computer vision technologies hold promise for automating these tasks, while deep learning methods can effectively handle some complex evaluations (Naman et al., 2025; Duraimurugan et al., 2024).</w:t>
       </w:r>
     </w:p>
     <w:p>
@@ -550,8 +596,9 @@
           <w:rFonts w:ascii="Times New Roman" w:eastAsia="Times New Roman" w:hAnsi="Times New Roman" w:cs="Times New Roman"/>
           <w:sz w:val="24"/>
           <w:szCs w:val="24"/>
-        </w:rPr>
-        <w:t xml:space="preserve">At De La Salle Araneta University, faculties across various colleges are still relying on manual grading, leading to inefficiencies. In response, this study introduces </w:t>
+          <w:lang w:val="en-PH"/>
+        </w:rPr>
+        <w:t xml:space="preserve">As for De La Salle Araneta University, the faculties of other colleges are still utilizing manual grading that leads to inefficiencies. In this context, we present </w:t>
       </w:r>
       <w:proofErr w:type="spellStart"/>
       <w:r>
@@ -559,6 +606,7 @@
           <w:rFonts w:ascii="Times New Roman" w:eastAsia="Times New Roman" w:hAnsi="Times New Roman" w:cs="Times New Roman"/>
           <w:sz w:val="24"/>
           <w:szCs w:val="24"/>
+          <w:lang w:val="en-PH"/>
         </w:rPr>
         <w:t>LearnLens</w:t>
       </w:r>
@@ -568,8 +616,19 @@
           <w:rFonts w:ascii="Times New Roman" w:eastAsia="Times New Roman" w:hAnsi="Times New Roman" w:cs="Times New Roman"/>
           <w:sz w:val="24"/>
           <w:szCs w:val="24"/>
-        </w:rPr>
-        <w:t>, an AI-driven web-based platform that enables faculty to upload or capture images of handwritten exams and automatically assess student responses. This system employs machine learning, OCR, and semantic similarity analysis to streamline the grading process, enhancing feedback speed and educational outcomes</w:t>
+          <w:lang w:val="en-PH"/>
+        </w:rPr>
+        <w:t xml:space="preserve">–an automated AI-based web platform that allows the faculty to upload or image handwritten examinations and automatically evaluate student responses. The proposed system which uses machine learning, Optical Character Recognition (OCR), and semantic similarity </w:t>
+      </w:r>
+      <w:r>
+        <w:rPr>
+          <w:rFonts w:ascii="Times New Roman" w:eastAsia="Times New Roman" w:hAnsi="Times New Roman" w:cs="Times New Roman"/>
+          <w:sz w:val="24"/>
+          <w:szCs w:val="24"/>
+          <w:lang w:val="en-PH"/>
+        </w:rPr>
+        <w:lastRenderedPageBreak/>
+        <w:t>algorithm aims to simplify the available feedback in terms of its timing as well as educational outcomes</w:t>
       </w:r>
       <w:r>
         <w:rPr>
@@ -596,7 +655,6 @@
           <w:szCs w:val="24"/>
           <w:lang w:val="en-PH"/>
         </w:rPr>
-        <w:lastRenderedPageBreak/>
         <w:t>Review of Related Literature and Studies</w:t>
       </w:r>
     </w:p>
@@ -747,7 +805,7 @@
           <w:sz w:val="24"/>
           <w:szCs w:val="24"/>
         </w:rPr>
-        <w:t xml:space="preserve"> et al. (2024) found that Agile methodologies suit real-time data applications since they allow ongoing adjustments based on feedback. Struk (2025) noted that the five-phase Agile approach—</w:t>
+        <w:t xml:space="preserve"> et al. (2024) </w:t>
       </w:r>
       <w:r>
         <w:rPr>
@@ -756,7 +814,7 @@
           <w:szCs w:val="24"/>
         </w:rPr>
         <w:lastRenderedPageBreak/>
-        <w:t xml:space="preserve">planning, design, development, testing, and deployment—enables flexibility while progressing towards goals. </w:t>
+        <w:t xml:space="preserve">found that Agile methodologies suit real-time data applications since they allow ongoing adjustments based on feedback. Struk (2025) noted that the five-phase Agile approach—planning, design, development, testing, and deployment—enables flexibility while progressing towards goals. </w:t>
       </w:r>
       <w:proofErr w:type="spellStart"/>
       <w:r>
@@ -917,6 +975,7 @@
           <w:bCs/>
           <w:color w:val="auto"/>
         </w:rPr>
+        <w:lastRenderedPageBreak/>
         <w:t>Handwriting Recognition &amp; Computer Vision Techniques.</w:t>
       </w:r>
       <w:r>
@@ -933,16 +992,7 @@
           <w:sz w:val="24"/>
           <w:szCs w:val="24"/>
         </w:rPr>
-        <w:t xml:space="preserve">Accurate interpretation of handwritten responses relies on advanced recognition technologies due to the variability </w:t>
-      </w:r>
-      <w:r>
-        <w:rPr>
-          <w:rFonts w:ascii="Times New Roman" w:hAnsi="Times New Roman" w:cs="Times New Roman"/>
-          <w:sz w:val="24"/>
-          <w:szCs w:val="24"/>
-        </w:rPr>
-        <w:lastRenderedPageBreak/>
-        <w:t xml:space="preserve">in human writing. Li (2024) noted that optical character recognition (OCR) and contour detection are crucial for recognizing both textual and non-textual elements in examination images, while Bispo (2025) highlighted Tesseract OCR as a reliable open-source tool for extracting text from scanned documents, demonstrating proficiency across languages and image quality. Effective image preprocessing, as Alvi (2023) pointed out, enhances recognition accuracy through techniques like binarization and noise reduction. </w:t>
+        <w:t xml:space="preserve">Accurate interpretation of handwritten responses relies on advanced recognition technologies due to the variability in human writing. Li (2024) noted that optical character recognition (OCR) and contour detection are crucial for recognizing both textual and non-textual elements in examination images, while Bispo (2025) highlighted Tesseract OCR as a reliable open-source tool for extracting text from scanned documents, demonstrating proficiency across languages and image quality. Effective image preprocessing, as Alvi (2023) pointed out, enhances recognition accuracy through techniques like binarization and noise reduction. </w:t>
       </w:r>
       <w:proofErr w:type="spellStart"/>
       <w:r>
@@ -1052,7 +1102,16 @@
           <w:sz w:val="24"/>
           <w:szCs w:val="24"/>
         </w:rPr>
-        <w:t xml:space="preserve"> on different devices. Struk (2025) notes that Next.js, leveraging React, enhances page load times and SEO through server-side rendering and simplifies full-stack development with its routing and API features. Together, this combination enables </w:t>
+        <w:t xml:space="preserve"> on different devices. Struk (2025) notes that Next.js, leveraging React, enhances page load times and SEO through server-side rendering and simplifies full-stack development with </w:t>
+      </w:r>
+      <w:r>
+        <w:rPr>
+          <w:rFonts w:ascii="Times New Roman" w:eastAsia="Times New Roman" w:hAnsi="Times New Roman" w:cs="Times New Roman"/>
+          <w:sz w:val="24"/>
+          <w:szCs w:val="24"/>
+        </w:rPr>
+        <w:lastRenderedPageBreak/>
+        <w:t xml:space="preserve">its routing and API features. Together, this combination enables </w:t>
       </w:r>
       <w:proofErr w:type="spellStart"/>
       <w:r>
@@ -1070,16 +1129,7 @@
           <w:sz w:val="24"/>
           <w:szCs w:val="24"/>
         </w:rPr>
-        <w:t xml:space="preserve"> to function </w:t>
-      </w:r>
-      <w:r>
-        <w:rPr>
-          <w:rFonts w:ascii="Times New Roman" w:eastAsia="Times New Roman" w:hAnsi="Times New Roman" w:cs="Times New Roman"/>
-          <w:sz w:val="24"/>
-          <w:szCs w:val="24"/>
-        </w:rPr>
-        <w:lastRenderedPageBreak/>
-        <w:t>effectively as a mobile-friendly web application, facilitating seamless faculty interactions without the need for separate mobile apps.</w:t>
+        <w:t xml:space="preserve"> to function effectively as a mobile-friendly web application, facilitating seamless faculty interactions without the need for separate mobile apps.</w:t>
       </w:r>
     </w:p>
     <w:p>
@@ -1135,7 +1185,7 @@
           <w:sz w:val="24"/>
           <w:szCs w:val="24"/>
         </w:rPr>
-        <w:t xml:space="preserve"> and </w:t>
+        <w:t xml:space="preserve"> and Cogean (2024) found that PostgreSQL outperforms NoSQL databases for structured data needs, making it ideal for educational platforms like </w:t>
       </w:r>
       <w:proofErr w:type="spellStart"/>
       <w:r>
@@ -1144,7 +1194,7 @@
           <w:sz w:val="24"/>
           <w:szCs w:val="24"/>
         </w:rPr>
-        <w:t>Cogean</w:t>
+        <w:t>LearnLens</w:t>
       </w:r>
       <w:proofErr w:type="spellEnd"/>
       <w:r>
@@ -1153,7 +1203,7 @@
           <w:sz w:val="24"/>
           <w:szCs w:val="24"/>
         </w:rPr>
-        <w:t xml:space="preserve"> (2024) found that PostgreSQL outperforms NoSQL databases for structured data needs, making it ideal for educational platforms like </w:t>
+        <w:t>, which relies on accurate data connections among students, exams, and scores. Its capabilities, including support for concurrent transactions and reliable backups, ensure data integrity and support essential performance analysis for educational systems (</w:t>
       </w:r>
       <w:proofErr w:type="spellStart"/>
       <w:r>
@@ -1162,7 +1212,7 @@
           <w:sz w:val="24"/>
           <w:szCs w:val="24"/>
         </w:rPr>
-        <w:t>LearnLens</w:t>
+        <w:t>Fotache</w:t>
       </w:r>
       <w:proofErr w:type="spellEnd"/>
       <w:r>
@@ -1171,43 +1221,7 @@
           <w:sz w:val="24"/>
           <w:szCs w:val="24"/>
         </w:rPr>
-        <w:t>, which relies on accurate data connections among students, exams, and scores. Its capabilities, including support for concurrent transactions and reliable backups, ensure data integrity and support essential performance analysis for educational systems (</w:t>
-      </w:r>
-      <w:proofErr w:type="spellStart"/>
-      <w:r>
-        <w:rPr>
-          <w:rFonts w:ascii="Times New Roman" w:eastAsia="Times New Roman" w:hAnsi="Times New Roman" w:cs="Times New Roman"/>
-          <w:sz w:val="24"/>
-          <w:szCs w:val="24"/>
-        </w:rPr>
-        <w:t>Fotache</w:t>
-      </w:r>
-      <w:proofErr w:type="spellEnd"/>
-      <w:r>
-        <w:rPr>
-          <w:rFonts w:ascii="Times New Roman" w:eastAsia="Times New Roman" w:hAnsi="Times New Roman" w:cs="Times New Roman"/>
-          <w:sz w:val="24"/>
-          <w:szCs w:val="24"/>
-        </w:rPr>
-        <w:t xml:space="preserve"> &amp; </w:t>
-      </w:r>
-      <w:proofErr w:type="spellStart"/>
-      <w:r>
-        <w:rPr>
-          <w:rFonts w:ascii="Times New Roman" w:eastAsia="Times New Roman" w:hAnsi="Times New Roman" w:cs="Times New Roman"/>
-          <w:sz w:val="24"/>
-          <w:szCs w:val="24"/>
-        </w:rPr>
-        <w:t>Cogean</w:t>
-      </w:r>
-      <w:proofErr w:type="spellEnd"/>
-      <w:r>
-        <w:rPr>
-          <w:rFonts w:ascii="Times New Roman" w:eastAsia="Times New Roman" w:hAnsi="Times New Roman" w:cs="Times New Roman"/>
-          <w:sz w:val="24"/>
-          <w:szCs w:val="24"/>
-        </w:rPr>
-        <w:t>, 2024).</w:t>
+        <w:t xml:space="preserve"> &amp; Cogean, 2024).</w:t>
       </w:r>
     </w:p>
     <w:p>
@@ -1281,7 +1295,16 @@
           <w:sz w:val="24"/>
           <w:szCs w:val="24"/>
         </w:rPr>
-        <w:t xml:space="preserve"> to handle client requests and data flow. Meanwhile, the AI components, such as image preprocessing and handwriting recognition, are developed in Python, leveraging its strong libraries like TensorFlow and OpenCV for robust processing. This separation enables </w:t>
+        <w:t xml:space="preserve"> to handle client requests and data flow. Meanwhile, the AI components, such as image preprocessing and handwriting recognition, are developed in Python, leveraging its strong libraries like TensorFlow and OpenCV for robust processing. This </w:t>
+      </w:r>
+      <w:r>
+        <w:rPr>
+          <w:rFonts w:ascii="Times New Roman" w:eastAsia="Times New Roman" w:hAnsi="Times New Roman" w:cs="Times New Roman"/>
+          <w:sz w:val="24"/>
+          <w:szCs w:val="24"/>
+        </w:rPr>
+        <w:lastRenderedPageBreak/>
+        <w:t xml:space="preserve">separation enables </w:t>
       </w:r>
       <w:proofErr w:type="spellStart"/>
       <w:r>
@@ -1339,7 +1362,6 @@
           <w:bCs/>
           <w:color w:val="auto"/>
         </w:rPr>
-        <w:lastRenderedPageBreak/>
         <w:t>E-Learning &amp; Technology Adoption in Higher Education.</w:t>
       </w:r>
       <w:r>
@@ -1519,7 +1541,16 @@
           <w:sz w:val="24"/>
           <w:szCs w:val="24"/>
         </w:rPr>
-        <w:t xml:space="preserve"> protocol that includes comprehensive test cases and feedback mechanisms. Incorporating UAT results into development iterations, as both studies suggest, mitigates the risk of user dissatisfaction post-deployment.</w:t>
+        <w:t xml:space="preserve"> protocol that includes comprehensive test cases and </w:t>
+      </w:r>
+      <w:r>
+        <w:rPr>
+          <w:rFonts w:ascii="Times New Roman" w:hAnsi="Times New Roman" w:cs="Times New Roman"/>
+          <w:sz w:val="24"/>
+          <w:szCs w:val="24"/>
+        </w:rPr>
+        <w:lastRenderedPageBreak/>
+        <w:t>feedback mechanisms. Incorporating UAT results into development iterations, as both studies suggest, mitigates the risk of user dissatisfaction post-deployment.</w:t>
       </w:r>
     </w:p>
     <w:p>
@@ -1541,7 +1572,6 @@
           <w:bCs/>
           <w:color w:val="auto"/>
         </w:rPr>
-        <w:lastRenderedPageBreak/>
         <w:t>Computer System Usability Questionnaire (CSUQ).</w:t>
       </w:r>
       <w:r>
@@ -1673,9 +1703,8 @@
           <w:sz w:val="24"/>
           <w:szCs w:val="24"/>
         </w:rPr>
-        <w:t>, 2025; Hanishka et al., 2024). It has also been proven that integrating computer vision, OCR, and machine learning can effectively assess handwritten exams (Naman et al., 2025; Liu et al., 2024). The chosen tech stack—React, Next.js, Express.js, and PostgreSQL—is educationally validated (Zolotarev &amp; Rodriguez, 2025), and the Agile development methodology aligns with best practices (</w:t>
-      </w:r>
-      <w:proofErr w:type="spellStart"/>
+        <w:t xml:space="preserve">, 2025; Hanishka et al., 2024). It has also been proven that integrating computer vision, OCR, and machine learning can effectively assess handwritten exams (Naman et al., 2025; Liu et al., 2024). The chosen tech stack—React, Next.js, Express.js, and PostgreSQL—is educationally validated (Zolotarev &amp; Rodriguez, </w:t>
+      </w:r>
       <w:r>
         <w:rPr>
           <w:b w:val="0"/>
@@ -1683,9 +1712,10 @@
           <w:sz w:val="24"/>
           <w:szCs w:val="24"/>
         </w:rPr>
-        <w:t>Bhimanapati</w:t>
-      </w:r>
-      <w:proofErr w:type="spellEnd"/>
+        <w:lastRenderedPageBreak/>
+        <w:t>2025), and the Agile development methodology aligns with best practices (</w:t>
+      </w:r>
+      <w:proofErr w:type="spellStart"/>
       <w:r>
         <w:rPr>
           <w:b w:val="0"/>
@@ -1693,8 +1723,9 @@
           <w:sz w:val="24"/>
           <w:szCs w:val="24"/>
         </w:rPr>
-        <w:t xml:space="preserve"> et </w:t>
-      </w:r>
+        <w:t>Bhimanapati</w:t>
+      </w:r>
+      <w:proofErr w:type="spellEnd"/>
       <w:r>
         <w:rPr>
           <w:b w:val="0"/>
@@ -1702,8 +1733,7 @@
           <w:sz w:val="24"/>
           <w:szCs w:val="24"/>
         </w:rPr>
-        <w:lastRenderedPageBreak/>
-        <w:t xml:space="preserve">al., 2024). Collectively, these findings underscore </w:t>
+        <w:t xml:space="preserve"> et al., 2024). Collectively, these findings underscore </w:t>
       </w:r>
       <w:proofErr w:type="spellStart"/>
       <w:r>
@@ -7542,27 +7572,7 @@
           <w:sz w:val="24"/>
           <w:szCs w:val="24"/>
         </w:rPr>
-        <w:t xml:space="preserve">, M., &amp; </w:t>
-      </w:r>
-      <w:proofErr w:type="spellStart"/>
-      <w:r>
-        <w:rPr>
-          <w:b w:val="0"/>
-          <w:bCs w:val="0"/>
-          <w:sz w:val="24"/>
-          <w:szCs w:val="24"/>
-        </w:rPr>
-        <w:t>Cogean</w:t>
-      </w:r>
-      <w:proofErr w:type="spellEnd"/>
-      <w:r>
-        <w:rPr>
-          <w:b w:val="0"/>
-          <w:bCs w:val="0"/>
-          <w:sz w:val="24"/>
-          <w:szCs w:val="24"/>
-        </w:rPr>
-        <w:t xml:space="preserve">, D. (2024). NoSQL and SQL databases for mobile applications. Case study: MongoDB versus PostgreSQL. Informatica Economica Journal. </w:t>
+        <w:t xml:space="preserve">, M., &amp; Cogean, D. (2024). NoSQL and SQL databases for mobile applications. Case study: MongoDB versus PostgreSQL. Informatica Economica Journal. </w:t>
       </w:r>
       <w:hyperlink r:id="rId24" w:history="1">
         <w:r>
@@ -10799,25 +10809,7 @@
                 <w:szCs w:val="18"/>
                 <w:lang w:val="en-PH"/>
               </w:rPr>
-              <w:t xml:space="preserve"> &amp; </w:t>
-            </w:r>
-            <w:proofErr w:type="spellStart"/>
-            <w:r>
-              <w:rPr>
-                <w:sz w:val="18"/>
-                <w:szCs w:val="18"/>
-                <w:lang w:val="en-PH"/>
-              </w:rPr>
-              <w:t>Cogean</w:t>
-            </w:r>
-            <w:proofErr w:type="spellEnd"/>
-            <w:r>
-              <w:rPr>
-                <w:sz w:val="18"/>
-                <w:szCs w:val="18"/>
-                <w:lang w:val="en-PH"/>
-              </w:rPr>
-              <w:t xml:space="preserve"> (2024)</w:t>
+              <w:t xml:space="preserve"> &amp; Cogean (2024)</w:t>
             </w:r>
           </w:p>
         </w:tc>
@@ -25314,6 +25306,7 @@
       <w:r>
         <w:rPr>
           <w:rFonts w:ascii="Times New Roman" w:eastAsia="Times New Roman" w:hAnsi="Times New Roman" w:cs="Times New Roman"/>
+          <w:noProof/>
           <w:sz w:val="20"/>
           <w:szCs w:val="20"/>
         </w:rPr>
@@ -25405,6 +25398,7 @@
           <w:rFonts w:ascii="Times New Roman" w:eastAsia="Times New Roman" w:hAnsi="Times New Roman" w:cs="Times New Roman"/>
           <w:b/>
           <w:bCs/>
+          <w:noProof/>
           <w:sz w:val="20"/>
           <w:szCs w:val="20"/>
         </w:rPr>
@@ -30430,7 +30424,6 @@
   <w:style w:type="character" w:default="1" w:styleId="DefaultParagraphFont">
     <w:name w:val="Default Paragraph Font"/>
     <w:uiPriority w:val="1"/>
-    <w:semiHidden/>
     <w:unhideWhenUsed/>
   </w:style>
   <w:style w:type="table" w:default="1" w:styleId="TableNormal">
@@ -31636,6 +31629,17 @@
 </file>
 
 <file path=customXml/item1.xml><?xml version="1.0" encoding="utf-8"?>
+<p:properties xmlns:p="http://schemas.microsoft.com/office/2006/metadata/properties" xmlns:xsi="http://www.w3.org/2001/XMLSchema-instance" xmlns:pc="http://schemas.microsoft.com/office/infopath/2007/PartnerControls">
+  <documentManagement>
+    <TaxCatchAll xmlns="9e2cf659-adce-44a4-bd34-c4ad5ea66896" xsi:nil="true"/>
+    <lcf76f155ced4ddcb4097134ff3c332f xmlns="10f64270-60fd-4e3f-a9dc-1f7cab49409f">
+      <Terms xmlns="http://schemas.microsoft.com/office/infopath/2007/PartnerControls"/>
+    </lcf76f155ced4ddcb4097134ff3c332f>
+  </documentManagement>
+</p:properties>
+</file>
+
+<file path=customXml/item2.xml><?xml version="1.0" encoding="utf-8"?>
 <ct:contentTypeSchema xmlns:ct="http://schemas.microsoft.com/office/2006/metadata/contentType" xmlns:ma="http://schemas.microsoft.com/office/2006/metadata/properties/metaAttributes" ct:_="" ma:_="" ma:contentTypeName="Document" ma:contentTypeID="0x01010019C298F7C7760A4B958DAC9F344E112B" ma:contentTypeVersion="11" ma:contentTypeDescription="Create a new document." ma:contentTypeScope="" ma:versionID="699ab45cf5074068faeb077f3fd864a1">
   <xsd:schema xmlns:xsd="http://www.w3.org/2001/XMLSchema" xmlns:xs="http://www.w3.org/2001/XMLSchema" xmlns:p="http://schemas.microsoft.com/office/2006/metadata/properties" xmlns:ns2="10f64270-60fd-4e3f-a9dc-1f7cab49409f" xmlns:ns3="9e2cf659-adce-44a4-bd34-c4ad5ea66896" targetNamespace="http://schemas.microsoft.com/office/2006/metadata/properties" ma:root="true" ma:fieldsID="d80be4cfaac37d909a48794b95eb9a51" ns2:_="" ns3:_="">
     <xsd:import namespace="10f64270-60fd-4e3f-a9dc-1f7cab49409f"/>
@@ -31830,22 +31834,7 @@
 </ct:contentTypeSchema>
 </file>
 
-<file path=customXml/item2.xml><?xml version="1.0" encoding="utf-8"?>
-<p:properties xmlns:p="http://schemas.microsoft.com/office/2006/metadata/properties" xmlns:xsi="http://www.w3.org/2001/XMLSchema-instance" xmlns:pc="http://schemas.microsoft.com/office/infopath/2007/PartnerControls">
-  <documentManagement>
-    <TaxCatchAll xmlns="9e2cf659-adce-44a4-bd34-c4ad5ea66896" xsi:nil="true"/>
-    <lcf76f155ced4ddcb4097134ff3c332f xmlns="10f64270-60fd-4e3f-a9dc-1f7cab49409f">
-      <Terms xmlns="http://schemas.microsoft.com/office/infopath/2007/PartnerControls"/>
-    </lcf76f155ced4ddcb4097134ff3c332f>
-  </documentManagement>
-</p:properties>
-</file>
-
 <file path=customXml/item3.xml><?xml version="1.0" encoding="utf-8"?>
-<b:Sources xmlns:b="http://schemas.openxmlformats.org/officeDocument/2006/bibliography" xmlns="http://schemas.openxmlformats.org/officeDocument/2006/bibliography" SelectedStyle="\APASixthEditionOfficeOnline.xsl" StyleName="APA" Version="6"/>
-</file>
-
-<file path=customXml/item4.xml><?xml version="1.0" encoding="utf-8"?>
 <?mso-contentType ?>
 <FormTemplates xmlns="http://schemas.microsoft.com/sharepoint/v3/contenttype/forms">
   <Display>DocumentLibraryForm</Display>
@@ -31854,7 +31843,22 @@
 </FormTemplates>
 </file>
 
+<file path=customXml/item4.xml><?xml version="1.0" encoding="utf-8"?>
+<b:Sources xmlns:b="http://schemas.openxmlformats.org/officeDocument/2006/bibliography" xmlns="http://schemas.openxmlformats.org/officeDocument/2006/bibliography" SelectedStyle="\APASixthEditionOfficeOnline.xsl" StyleName="APA" Version="6"/>
+</file>
+
 <file path=customXml/itemProps1.xml><?xml version="1.0" encoding="utf-8"?>
+<ds:datastoreItem xmlns:ds="http://schemas.openxmlformats.org/officeDocument/2006/customXml" ds:itemID="{5E0D0703-1FC3-4323-B8E3-572C8ABB1D64}">
+  <ds:schemaRefs>
+    <ds:schemaRef ds:uri="http://schemas.microsoft.com/office/2006/metadata/properties"/>
+    <ds:schemaRef ds:uri="http://schemas.microsoft.com/office/infopath/2007/PartnerControls"/>
+    <ds:schemaRef ds:uri="9e2cf659-adce-44a4-bd34-c4ad5ea66896"/>
+    <ds:schemaRef ds:uri="10f64270-60fd-4e3f-a9dc-1f7cab49409f"/>
+  </ds:schemaRefs>
+</ds:datastoreItem>
+</file>
+
+<file path=customXml/itemProps2.xml><?xml version="1.0" encoding="utf-8"?>
 <ds:datastoreItem xmlns:ds="http://schemas.openxmlformats.org/officeDocument/2006/customXml" ds:itemID="{A0D37B2C-A821-43DA-BBEB-61F8A4E68F60}">
   <ds:schemaRefs>
     <ds:schemaRef ds:uri="http://schemas.microsoft.com/office/2006/metadata/contentType"/>
@@ -31873,29 +31877,18 @@
 </ds:datastoreItem>
 </file>
 
-<file path=customXml/itemProps2.xml><?xml version="1.0" encoding="utf-8"?>
-<ds:datastoreItem xmlns:ds="http://schemas.openxmlformats.org/officeDocument/2006/customXml" ds:itemID="{5E0D0703-1FC3-4323-B8E3-572C8ABB1D64}">
+<file path=customXml/itemProps3.xml><?xml version="1.0" encoding="utf-8"?>
+<ds:datastoreItem xmlns:ds="http://schemas.openxmlformats.org/officeDocument/2006/customXml" ds:itemID="{DA537158-9CDD-461A-8DE0-E855C68A4599}">
   <ds:schemaRefs>
-    <ds:schemaRef ds:uri="http://schemas.microsoft.com/office/2006/metadata/properties"/>
-    <ds:schemaRef ds:uri="http://schemas.microsoft.com/office/infopath/2007/PartnerControls"/>
-    <ds:schemaRef ds:uri="9e2cf659-adce-44a4-bd34-c4ad5ea66896"/>
-    <ds:schemaRef ds:uri="10f64270-60fd-4e3f-a9dc-1f7cab49409f"/>
+    <ds:schemaRef ds:uri="http://schemas.microsoft.com/sharepoint/v3/contenttype/forms"/>
   </ds:schemaRefs>
 </ds:datastoreItem>
 </file>
 
-<file path=customXml/itemProps3.xml><?xml version="1.0" encoding="utf-8"?>
+<file path=customXml/itemProps4.xml><?xml version="1.0" encoding="utf-8"?>
 <ds:datastoreItem xmlns:ds="http://schemas.openxmlformats.org/officeDocument/2006/customXml" ds:itemID="{1B78B65C-D72C-4BB4-8CD6-1D206502B32A}">
   <ds:schemaRefs>
     <ds:schemaRef ds:uri="http://schemas.openxmlformats.org/officeDocument/2006/bibliography"/>
   </ds:schemaRefs>
 </ds:datastoreItem>
-</file>
-
-<file path=customXml/itemProps4.xml><?xml version="1.0" encoding="utf-8"?>
-<ds:datastoreItem xmlns:ds="http://schemas.openxmlformats.org/officeDocument/2006/customXml" ds:itemID="{DA537158-9CDD-461A-8DE0-E855C68A4599}">
-  <ds:schemaRefs>
-    <ds:schemaRef ds:uri="http://schemas.microsoft.com/sharepoint/v3/contenttype/forms"/>
-  </ds:schemaRefs>
-</ds:datastoreItem>
 </file>